--- a/report1_dho524.docx
+++ b/report1_dho524.docx
@@ -7,37 +7,49 @@
         <w:pStyle w:val="papertitle"/>
         <w:spacing w:before="5pt" w:beforeAutospacing="1" w:after="5pt" w:afterAutospacing="1"/>
         <w:rPr>
+          <w:noProof w:val="0"/>
           <w:kern w:val="48"/>
-        </w:rPr>
-      </w:pPr>
-      <w:r>
-        <w:rPr>
+          <w:lang w:val="en-NZ"/>
+        </w:rPr>
+      </w:pPr>
+      <w:r>
+        <w:rPr>
+          <w:noProof w:val="0"/>
           <w:kern w:val="48"/>
+          <w:lang w:val="en-NZ"/>
         </w:rPr>
         <w:t>COMPSYS 306 Artificial Intelligence and Machine Learning</w:t>
       </w:r>
       <w:r>
         <w:rPr>
+          <w:noProof w:val="0"/>
           <w:kern w:val="48"/>
+          <w:lang w:val="en-NZ"/>
         </w:rPr>
         <w:br/>
         <w:t>Project Pt</w:t>
       </w:r>
       <w:r>
         <w:rPr>
+          <w:noProof w:val="0"/>
           <w:kern w:val="48"/>
+          <w:lang w:val="en-NZ"/>
         </w:rPr>
         <w:t>.</w:t>
       </w:r>
       <w:r>
         <w:rPr>
+          <w:noProof w:val="0"/>
           <w:kern w:val="48"/>
+          <w:lang w:val="en-NZ"/>
         </w:rPr>
         <w:t xml:space="preserve"> 1</w:t>
       </w:r>
       <w:r>
         <w:rPr>
+          <w:noProof w:val="0"/>
           <w:kern w:val="48"/>
+          <w:lang w:val="en-NZ"/>
         </w:rPr>
         <w:t xml:space="preserve"> Report</w:t>
       </w:r>
@@ -47,8 +59,10 @@
         <w:pStyle w:val="Author"/>
         <w:spacing w:before="5pt" w:beforeAutospacing="1" w:after="5pt" w:afterAutospacing="1" w:line="6pt" w:lineRule="auto"/>
         <w:rPr>
+          <w:noProof w:val="0"/>
           <w:sz w:val="16"/>
           <w:szCs w:val="16"/>
+          <w:lang w:val="en-NZ"/>
         </w:rPr>
         <w:sectPr>
           <w:footerReference w:type="first" r:id="rId8"/>
@@ -65,8 +79,10 @@
         <w:pStyle w:val="Author"/>
         <w:spacing w:before="5pt" w:beforeAutospacing="1"/>
         <w:rPr>
+          <w:noProof w:val="0"/>
           <w:sz w:val="18"/>
           <w:szCs w:val="18"/>
+          <w:lang w:val="en-NZ"/>
         </w:rPr>
         <w:sectPr>
           <w:type w:val="continuous"/>
@@ -78,79 +94,110 @@
       </w:pPr>
       <w:r>
         <w:rPr>
+          <w:noProof w:val="0"/>
           <w:sz w:val="18"/>
           <w:szCs w:val="18"/>
+          <w:lang w:val="en-NZ"/>
         </w:rPr>
         <w:t>Darren Ho</w:t>
       </w:r>
       <w:r>
         <w:rPr>
+          <w:noProof w:val="0"/>
           <w:sz w:val="18"/>
           <w:szCs w:val="18"/>
+          <w:lang w:val="en-NZ"/>
         </w:rPr>
         <w:br/>
       </w:r>
       <w:r>
         <w:rPr>
+          <w:noProof w:val="0"/>
           <w:sz w:val="18"/>
           <w:szCs w:val="18"/>
+          <w:lang w:val="en-NZ"/>
         </w:rPr>
         <w:t>Computer Systems Engin</w:t>
       </w:r>
       <w:r>
         <w:rPr>
+          <w:noProof w:val="0"/>
           <w:sz w:val="18"/>
           <w:szCs w:val="18"/>
+          <w:lang w:val="en-NZ"/>
         </w:rPr>
         <w:t>eering – Part 3</w:t>
       </w:r>
       <w:r>
         <w:rPr>
+          <w:noProof w:val="0"/>
           <w:sz w:val="18"/>
           <w:szCs w:val="18"/>
+          <w:lang w:val="en-NZ"/>
         </w:rPr>
         <w:br/>
       </w:r>
       <w:r>
         <w:rPr>
+          <w:noProof w:val="0"/>
           <w:sz w:val="18"/>
           <w:szCs w:val="18"/>
+          <w:lang w:val="en-NZ"/>
         </w:rPr>
         <w:t xml:space="preserve">University </w:t>
       </w:r>
       <w:r>
         <w:rPr>
+          <w:noProof w:val="0"/>
           <w:sz w:val="18"/>
           <w:szCs w:val="18"/>
-        </w:rPr>
-        <w:t>Of</w:t>
-      </w:r>
-      <w:r>
-        <w:rPr>
+          <w:lang w:val="en-NZ"/>
+        </w:rPr>
+        <w:t>of</w:t>
+      </w:r>
+      <w:r>
+        <w:rPr>
+          <w:noProof w:val="0"/>
           <w:sz w:val="18"/>
           <w:szCs w:val="18"/>
+          <w:lang w:val="en-NZ"/>
         </w:rPr>
         <w:t xml:space="preserve"> Auckland</w:t>
       </w:r>
       <w:r>
         <w:rPr>
           <w:i/>
+          <w:noProof w:val="0"/>
           <w:sz w:val="18"/>
           <w:szCs w:val="18"/>
+          <w:lang w:val="en-NZ"/>
         </w:rPr>
         <w:br/>
       </w:r>
       <w:r>
         <w:rPr>
+          <w:noProof w:val="0"/>
           <w:sz w:val="18"/>
           <w:szCs w:val="18"/>
-        </w:rPr>
-        <w:t>Auckland , New Zealan</w:t>
-      </w:r>
-      <w:r>
-        <w:rPr>
+          <w:lang w:val="en-NZ"/>
+        </w:rPr>
+        <w:t>Auckland,</w:t>
+      </w:r>
+      <w:r>
+        <w:rPr>
+          <w:noProof w:val="0"/>
           <w:sz w:val="18"/>
           <w:szCs w:val="18"/>
+          <w:lang w:val="en-NZ"/>
+        </w:rPr>
+        <w:t xml:space="preserve"> New Zealan</w:t>
+      </w:r>
+      <w:r>
+        <w:rPr>
+          <w:noProof w:val="0"/>
+          <w:sz w:val="18"/>
+          <w:szCs w:val="18"/>
+          <w:lang w:val="en-NZ"/>
         </w:rPr>
         <w:t>d</w:t>
       </w:r>
@@ -159,6 +206,10 @@
       <w:pPr>
         <w:pStyle w:val="Author"/>
         <w:spacing w:before="5pt" w:beforeAutospacing="1"/>
+        <w:rPr>
+          <w:noProof w:val="0"/>
+          <w:lang w:val="en-NZ"/>
+        </w:rPr>
         <w:sectPr>
           <w:type w:val="continuous"/>
           <w:pgSz w:w="595.30pt" w:h="841.90pt" w:code="9"/>
@@ -169,8 +220,10 @@
       </w:pPr>
       <w:r>
         <w:rPr>
+          <w:noProof w:val="0"/>
           <w:sz w:val="18"/>
           <w:szCs w:val="18"/>
+          <w:lang w:val="en-NZ"/>
         </w:rPr>
         <w:br w:type="column"/>
       </w:r>
@@ -178,9 +231,38 @@
     <w:p>
       <w:pPr>
         <w:pStyle w:val="Heading1"/>
-      </w:pPr>
-      <w:r>
+        <w:rPr>
+          <w:noProof w:val="0"/>
+        </w:rPr>
+      </w:pPr>
+      <w:r>
+        <w:rPr>
+          <w:noProof w:val="0"/>
+        </w:rPr>
         <w:t>Introduction</w:t>
+      </w:r>
+    </w:p>
+    <w:p>
+      <w:pPr>
+        <w:jc w:val="both"/>
+      </w:pPr>
+      <w:r>
+        <w:t>The purpose of this project is to design and implement a machine</w:t>
+      </w:r>
+      <w:r>
+        <w:t xml:space="preserve"> </w:t>
+      </w:r>
+      <w:r>
+        <w:t xml:space="preserve">learning application for traffic sign recognition. This involves </w:t>
+      </w:r>
+      <w:r>
+        <w:t>the making of two types of machine learning models, a Multi-Layer Perceptron (MLP) and a Support Vector Machine (SVM). Both models</w:t>
+      </w:r>
+      <w:r>
+        <w:t xml:space="preserve"> are written </w:t>
+      </w:r>
+      <w:r>
+        <w:t>in Python and will use the publicly available traffic signs dataset from Kaggle to train, validate and evaluate the models.</w:t>
       </w:r>
     </w:p>
     <w:p>
@@ -188,18 +270,6 @@
         <w:ind w:start="21.30pt"/>
         <w:jc w:val="both"/>
       </w:pPr>
-      <w:r>
-        <w:t>The purpose of this project is to design and implement a machine</w:t>
-      </w:r>
-      <w:r>
-        <w:t xml:space="preserve"> </w:t>
-      </w:r>
-      <w:r>
-        <w:t xml:space="preserve">learning application for traffic sign recognition. This involves </w:t>
-      </w:r>
-      <w:r>
-        <w:t>the making of two types of machine learning models, a Multi-Layer Perceptron (MLP) and a Support Vector Machine (SVM). Both models will be written in Python and will use the publicly available traffic signs dataset from Kaggle to train, validate and evaluate the models.</w:t>
-      </w:r>
     </w:p>
     <w:p>
       <w:pPr>
@@ -209,19 +279,22 @@
     </w:p>
     <w:p>
       <w:pPr>
-        <w:ind w:start="21.30pt"/>
-        <w:jc w:val="both"/>
-      </w:pPr>
-    </w:p>
-    <w:p>
-      <w:pPr>
         <w:pStyle w:val="Heading1"/>
+        <w:rPr>
+          <w:noProof w:val="0"/>
+        </w:rPr>
       </w:pPr>
       <w:bookmarkStart w:id="0" w:name="_Hlk149055488"/>
       <w:r>
+        <w:rPr>
+          <w:noProof w:val="0"/>
+        </w:rPr>
         <w:t>Data and Application Description</w:t>
       </w:r>
       <w:r>
+        <w:rPr>
+          <w:noProof w:val="0"/>
+        </w:rPr>
         <w:t xml:space="preserve"> </w:t>
       </w:r>
     </w:p>
@@ -229,11 +302,20 @@
     <w:p>
       <w:pPr>
         <w:pStyle w:val="Heading2"/>
-      </w:pPr>
-      <w:r>
+        <w:rPr>
+          <w:noProof w:val="0"/>
+        </w:rPr>
+      </w:pPr>
+      <w:r>
+        <w:rPr>
+          <w:noProof w:val="0"/>
+        </w:rPr>
         <w:t xml:space="preserve"> </w:t>
       </w:r>
       <w:r>
+        <w:rPr>
+          <w:noProof w:val="0"/>
+        </w:rPr>
         <w:t>Dataset</w:t>
       </w:r>
     </w:p>
@@ -241,77 +323,214 @@
       <w:pPr>
         <w:pStyle w:val="BodyText"/>
         <w:ind w:firstLine="0pt"/>
-      </w:pPr>
-      <w:r>
-        <w:tab/>
-      </w:r>
-      <w:r>
-        <w:tab/>
-      </w:r>
-    </w:p>
-    <w:p>
-      <w:pPr>
-        <w:pStyle w:val="BodyText"/>
-      </w:pPr>
-    </w:p>
-    <w:p>
-      <w:pPr>
-        <w:pStyle w:val="Heading2"/>
-      </w:pPr>
-      <w:r>
-        <w:t>Data Overview</w:t>
-      </w:r>
-    </w:p>
-    <w:p>
-      <w:pPr>
-        <w:pStyle w:val="BodyText"/>
-      </w:pPr>
-    </w:p>
-    <w:p>
-      <w:pPr>
-        <w:pStyle w:val="Heading2"/>
-      </w:pPr>
-      <w:r>
-        <w:t>Application Description</w:t>
+        <w:rPr>
+          <w:lang w:val="en-NZ"/>
+        </w:rPr>
+      </w:pPr>
+      <w:r>
+        <w:rPr>
+          <w:lang w:val="en-NZ"/>
+        </w:rPr>
+        <w:t>The public traffic sign dataset given to us to use for this project contains 73,139 images which are split across 43 different categories, with a csv file that contains the metadata of the traffic sign labels.</w:t>
+      </w:r>
+      <w:r>
+        <w:rPr>
+          <w:lang w:val="en-NZ"/>
+        </w:rPr>
+        <w:t xml:space="preserve"> There are 450 images for the categories that contain the lowest number of images whereas the category with the largest contain 4920 images. All images are 32 by 32 resolution in full rgb colour.</w:t>
+      </w:r>
+      <w:r>
+        <w:rPr>
+          <w:lang w:val="en-NZ"/>
+        </w:rPr>
+        <w:t xml:space="preserve"> Looking into the images</w:t>
+      </w:r>
+      <w:r>
+        <w:rPr>
+          <w:lang w:val="en-NZ"/>
+        </w:rPr>
+        <w:t xml:space="preserve"> themselves, in all the categories</w:t>
+      </w:r>
+      <w:r>
+        <w:rPr>
+          <w:lang w:val="en-NZ"/>
+        </w:rPr>
+        <w:t>, the images vary in lighting and contrast. This is from the images being taken during different times of the day and different weather conditions. Therefore, some images will be overblown with lighting whereas some other images will be extremely dark, making the sign barley perceptible. Having all this data is good for the model as it ensures that the model will be able to classify the traffic sign under a variety of conditions.</w:t>
       </w:r>
     </w:p>
     <w:p>
       <w:pPr>
         <w:pStyle w:val="BodyText"/>
         <w:ind w:firstLine="0pt"/>
+        <w:rPr>
+          <w:lang w:val="en-NZ"/>
+        </w:rPr>
+      </w:pPr>
+    </w:p>
+    <w:p>
+      <w:pPr>
+        <w:pStyle w:val="Heading2"/>
+        <w:rPr>
+          <w:noProof w:val="0"/>
+        </w:rPr>
+      </w:pPr>
+      <w:r>
+        <w:rPr>
+          <w:noProof w:val="0"/>
+        </w:rPr>
+        <w:t>Application Description</w:t>
+      </w:r>
+    </w:p>
+    <w:p>
+      <w:pPr>
+        <w:jc w:val="both"/>
+      </w:pPr>
+    </w:p>
+    <w:p>
+      <w:pPr>
+        <w:jc w:val="both"/>
+      </w:pPr>
+      <w:r>
+        <w:t>The goal of this project is to create a MLP and SVM model for classifying traffic signs and compare the performance between them</w:t>
+      </w:r>
+      <w:r>
+        <w:t>. This</w:t>
+      </w:r>
+      <w:r>
+        <w:t xml:space="preserve"> task has</w:t>
+      </w:r>
+      <w:r>
+        <w:t xml:space="preserve"> </w:t>
+      </w:r>
+      <w:r>
+        <w:t xml:space="preserve">real-world applications, particularly in autonomous driving systems, where accurate traffic sign recognition </w:t>
+      </w:r>
+      <w:r>
+        <w:t xml:space="preserve">will be needed. </w:t>
+      </w:r>
+      <w:r>
+        <w:t xml:space="preserve">Autonomous vehicles </w:t>
+      </w:r>
+      <w:r>
+        <w:t xml:space="preserve">systems will need this capability </w:t>
+      </w:r>
+      <w:r>
+        <w:t>to detect speed limits, stop signs, and other road signals</w:t>
+      </w:r>
+      <w:r>
+        <w:t>. This will</w:t>
+      </w:r>
+      <w:r>
+        <w:t xml:space="preserve"> </w:t>
+      </w:r>
+      <w:r>
+        <w:t>enable</w:t>
+      </w:r>
+      <w:r>
+        <w:t xml:space="preserve"> them to make safe, informed decisions and</w:t>
+      </w:r>
+      <w:r>
+        <w:t xml:space="preserve"> respond accordingly.</w:t>
+      </w:r>
+      <w:r>
+        <w:t xml:space="preserve"> </w:t>
+      </w:r>
+    </w:p>
+    <w:p>
+      <w:pPr>
+        <w:jc w:val="both"/>
       </w:pPr>
     </w:p>
     <w:p>
       <w:pPr>
         <w:pStyle w:val="Heading1"/>
-      </w:pPr>
-      <w:r>
+        <w:rPr>
+          <w:noProof w:val="0"/>
+        </w:rPr>
+      </w:pPr>
+      <w:r>
+        <w:rPr>
+          <w:noProof w:val="0"/>
+        </w:rPr>
         <w:t>Data Pre-Processing</w:t>
       </w:r>
     </w:p>
     <w:p>
       <w:pPr>
         <w:pStyle w:val="Heading2"/>
-      </w:pPr>
-      <w:r>
+        <w:rPr>
+          <w:noProof w:val="0"/>
+        </w:rPr>
+      </w:pPr>
+      <w:r>
+        <w:rPr>
+          <w:noProof w:val="0"/>
+        </w:rPr>
         <w:t>Standardization/ Normalization</w:t>
       </w:r>
     </w:p>
     <w:p>
-      <w:r>
-        <w:t>Lorem ipsum</w:t>
+      <w:pPr>
+        <w:jc w:val="both"/>
+      </w:pPr>
+      <w:r>
+        <w:t>For both MLP and SVM models,</w:t>
+      </w:r>
+      <w:r>
+        <w:t xml:space="preserve"> had the resolution of the images scaled down to 28 by 28 and </w:t>
+      </w:r>
+      <w:r>
+        <w:t>converted to grayscale</w:t>
+      </w:r>
+      <w:r>
+        <w:t xml:space="preserve">. By reducing the resolution of the image there will be less data to process during training therefore reducing the amount time </w:t>
+      </w:r>
+      <w:r>
+        <w:t xml:space="preserve">needed to </w:t>
+      </w:r>
+      <w:r>
+        <w:t>train the</w:t>
+      </w:r>
+      <w:r>
+        <w:t xml:space="preserve"> model</w:t>
+      </w:r>
+      <w:r>
+        <w:t xml:space="preserve">. Grayscaling the images further reduces the computational complexity as it reduces </w:t>
+      </w:r>
+      <w:r>
+        <w:t>the dimensions of the image from 3 channels to 1, thus further reducing the time it takes to train.</w:t>
+      </w:r>
+      <w:r>
+        <w:t xml:space="preserve"> Both models were also flattened as SVM require a 2d array input and MLP dense layers expect a 1d input.</w:t>
       </w:r>
     </w:p>
     <w:p>
       <w:pPr>
         <w:pStyle w:val="Heading2"/>
-      </w:pPr>
-      <w:r>
+        <w:rPr>
+          <w:noProof w:val="0"/>
+        </w:rPr>
+      </w:pPr>
+      <w:r>
+        <w:rPr>
+          <w:noProof w:val="0"/>
+        </w:rPr>
         <w:t>Train-Test Data Split</w:t>
       </w:r>
     </w:p>
     <w:p>
       <w:pPr>
+        <w:jc w:val="both"/>
+      </w:pPr>
+      <w:r>
+        <w:t>A test-train data split of 80% training</w:t>
+      </w:r>
+      <w:r>
+        <w:t xml:space="preserve"> data and 20% testing data. This ensures that the models will have many images to train from. As the dataset has a large number of images, 20% testing data should be sufficient for evaluating the model’s performance. This is used in both MLP and SVM models to allow the results to be comparable.</w:t>
+      </w:r>
+    </w:p>
+    <w:p>
+      <w:pPr>
         <w:pStyle w:val="Heading1"/>
         <w:rPr>
           <w:smallCaps w:val="0"/>
@@ -329,8 +548,14 @@
     <w:p>
       <w:pPr>
         <w:pStyle w:val="Heading2"/>
-      </w:pPr>
-      <w:r>
+        <w:rPr>
+          <w:noProof w:val="0"/>
+        </w:rPr>
+      </w:pPr>
+      <w:r>
+        <w:rPr>
+          <w:noProof w:val="0"/>
+        </w:rPr>
         <w:t>Multi-Layer Perceptron (MLP)</w:t>
       </w:r>
     </w:p>
@@ -341,9 +566,62 @@
           <w:ilvl w:val="0"/>
           <w:numId w:val="34"/>
         </w:numPr>
-      </w:pPr>
-      <w:r>
+        <w:rPr>
+          <w:noProof w:val="0"/>
+        </w:rPr>
+      </w:pPr>
+      <w:r>
+        <w:rPr>
+          <w:noProof w:val="0"/>
+        </w:rPr>
         <w:t>Architecture:</w:t>
+      </w:r>
+    </w:p>
+    <w:p>
+      <w:pPr>
+        <w:jc w:val="both"/>
+      </w:pPr>
+      <w:r>
+        <w:t xml:space="preserve">For the architecture of MLP </w:t>
+      </w:r>
+      <w:r>
+        <w:t xml:space="preserve">model, I used the keras </w:t>
+      </w:r>
+      <w:r>
+        <w:t>API</w:t>
+      </w:r>
+      <w:r>
+        <w:t xml:space="preserve"> to define the </w:t>
+      </w:r>
+      <w:r>
+        <w:t>neural</w:t>
+      </w:r>
+      <w:r>
+        <w:t xml:space="preserve"> network. The input layer of the model is a </w:t>
+      </w:r>
+      <w:r>
+        <w:t>flattened 28</w:t>
+      </w:r>
+      <w:r>
+        <w:t xml:space="preserve"> by 28 greyscale </w:t>
+      </w:r>
+      <w:r>
+        <w:t>images</w:t>
+      </w:r>
+      <w:r>
+        <w:t>. The first hidden layer is a dense layer with 256 neurons and using the ReLU activation function</w:t>
+      </w:r>
+      <w:r>
+        <w:t xml:space="preserve"> and with </w:t>
+      </w:r>
+      <w:r>
+        <w:t xml:space="preserve">the </w:t>
+      </w:r>
+      <w:r>
+        <w:t xml:space="preserve">subsequent layer being half the amount of neuron compared to the first layer. With the output layer having 43 neurons corresponding to the number of categories in the dataset with a softmax activation function. Changing the number of layers, activation functions and the number of neurons in the hidden layers did not significantly improve or worsen the results, though changing the activation function from sigmoid to ReLU did improve the first epoch accuracy </w:t>
+      </w:r>
+      <w:r>
+        <w:t>but resulted in the same accuracy after 10 epochs. The number of neurons were chosen because it provided a balance between complexity and computation time.</w:t>
       </w:r>
     </w:p>
     <w:p>
@@ -353,11 +631,26 @@
           <w:ilvl w:val="0"/>
           <w:numId w:val="34"/>
         </w:numPr>
-      </w:pPr>
-      <w:r>
+        <w:rPr>
+          <w:noProof w:val="0"/>
+        </w:rPr>
+      </w:pPr>
+      <w:r>
+        <w:rPr>
+          <w:noProof w:val="0"/>
+        </w:rPr>
         <w:t>Hyperparameters:</w:t>
       </w:r>
     </w:p>
+    <w:p>
+      <w:pPr>
+        <w:jc w:val="both"/>
+      </w:pPr>
+      <w:r>
+        <w:t>The hyperparameters used for the MLP model is an epoch of 10 and a validation split of 0.2. An epoch of 10 was chosen as it any more epochs after 10 did not provide a meaningful increase in accuracy and a validation split of 0.2 helps monitor the model’s performance during training and gives an early indication of overfitting.</w:t>
+      </w:r>
+    </w:p>
+    <w:p/>
     <w:p>
       <w:pPr>
         <w:pStyle w:val="Heading4"/>
@@ -365,16 +658,37 @@
           <w:ilvl w:val="0"/>
           <w:numId w:val="34"/>
         </w:numPr>
-      </w:pPr>
-      <w:r>
+        <w:rPr>
+          <w:noProof w:val="0"/>
+        </w:rPr>
+      </w:pPr>
+      <w:r>
+        <w:rPr>
+          <w:noProof w:val="0"/>
+        </w:rPr>
         <w:t>Optimization:</w:t>
       </w:r>
     </w:p>
     <w:p>
       <w:pPr>
+        <w:jc w:val="both"/>
+      </w:pPr>
+      <w:r>
+        <w:t>The Adam optimizer was used as it effective for a wide range of problems. The Sparse Cross Entropy loss function was used because it is suitable for classification tasks with integer labels.</w:t>
+      </w:r>
+    </w:p>
+    <w:p>
+      <w:pPr>
         <w:pStyle w:val="Heading2"/>
-      </w:pPr>
-      <w:r>
+        <w:rPr>
+          <w:noProof w:val="0"/>
+        </w:rPr>
+      </w:pPr>
+      <w:r>
+        <w:rPr>
+          <w:noProof w:val="0"/>
+        </w:rPr>
+        <w:lastRenderedPageBreak/>
         <w:t>Support Vector Machines (SVM)</w:t>
       </w:r>
     </w:p>
@@ -385,79 +699,94 @@
           <w:ilvl w:val="0"/>
           <w:numId w:val="34"/>
         </w:numPr>
-      </w:pPr>
-      <w:r>
+        <w:rPr>
+          <w:noProof w:val="0"/>
+        </w:rPr>
+      </w:pPr>
+      <w:r>
+        <w:rPr>
+          <w:noProof w:val="0"/>
+        </w:rPr>
         <w:t>Kernal Function</w:t>
       </w:r>
       <w:r>
+        <w:rPr>
+          <w:noProof w:val="0"/>
+        </w:rPr>
+        <w:t xml:space="preserve"> and </w:t>
+      </w:r>
+      <w:r>
+        <w:rPr>
+          <w:noProof w:val="0"/>
+        </w:rPr>
+        <w:t>Hyperparameters</w:t>
+      </w:r>
+      <w:r>
+        <w:rPr>
+          <w:noProof w:val="0"/>
+        </w:rPr>
         <w:t>:</w:t>
       </w:r>
     </w:p>
     <w:p>
       <w:pPr>
-        <w:pStyle w:val="Heading4"/>
-        <w:numPr>
-          <w:ilvl w:val="0"/>
-          <w:numId w:val="34"/>
-        </w:numPr>
-      </w:pPr>
-      <w:r>
-        <w:t>Hyperparameters:</w:t>
-      </w:r>
-    </w:p>
-    <w:p>
-      <w:pPr>
-        <w:pStyle w:val="Heading4"/>
-        <w:numPr>
-          <w:ilvl w:val="0"/>
-          <w:numId w:val="34"/>
-        </w:numPr>
-      </w:pPr>
-      <w:r>
-        <w:t>Model Complexity</w:t>
-      </w:r>
-      <w:r>
-        <w:t>:</w:t>
-      </w:r>
-    </w:p>
-    <w:p>
-      <w:pPr>
-        <w:pStyle w:val="Heading4"/>
-        <w:numPr>
-          <w:ilvl w:val="0"/>
-          <w:numId w:val="0"/>
-        </w:numPr>
-        <w:ind w:start="61.20pt"/>
-      </w:pPr>
-      <w:r>
-        <w:br/>
-      </w:r>
-    </w:p>
-    <w:p/>
+        <w:jc w:val="both"/>
+      </w:pPr>
+      <w:r>
+        <w:t xml:space="preserve">The kernel function for the SVM model </w:t>
+      </w:r>
+      <w:r>
+        <w:t>is</w:t>
+      </w:r>
+      <w:r>
+        <w:t xml:space="preserve"> linear</w:t>
+      </w:r>
+      <w:r>
+        <w:t xml:space="preserve"> with a C of 1. I trained the model with a rbf and linear kernel functions and observed that the accuracy of both are around the same therefore I chose the linear kernel </w:t>
+      </w:r>
+      <w:r>
+        <w:t>as it is computationally less intensive than rbf due to it being a linear function instead of a non-linear function. The C parameter was kept at 1 as increasing it did not significantly increase the accuracy of the model. Due to a high initial accuracy, I decided not to modify any other parameters, leaving them to their default values.</w:t>
+      </w:r>
+    </w:p>
     <w:p>
       <w:pPr>
         <w:pStyle w:val="Heading1"/>
-      </w:pPr>
-      <w:r>
-        <w:t>Comparative Analysis of Model Performanc</w:t>
-      </w:r>
-      <w:r>
-        <w:t>e</w:t>
+        <w:rPr>
+          <w:noProof w:val="0"/>
+        </w:rPr>
+      </w:pPr>
+      <w:r>
+        <w:rPr>
+          <w:noProof w:val="0"/>
+        </w:rPr>
+        <w:t>Comparative Analysis of Model Performance</w:t>
       </w:r>
     </w:p>
     <w:p>
       <w:pPr>
         <w:pStyle w:val="Heading2"/>
-      </w:pPr>
-      <w:r>
+        <w:rPr>
+          <w:noProof w:val="0"/>
+        </w:rPr>
+      </w:pPr>
+      <w:r>
+        <w:rPr>
+          <w:noProof w:val="0"/>
+        </w:rPr>
         <w:t>Evaluation of Metrics</w:t>
       </w:r>
     </w:p>
     <w:p>
       <w:pPr>
         <w:pStyle w:val="Heading2"/>
-      </w:pPr>
-      <w:r>
+        <w:rPr>
+          <w:noProof w:val="0"/>
+        </w:rPr>
+      </w:pPr>
+      <w:r>
+        <w:rPr>
+          <w:noProof w:val="0"/>
+        </w:rPr>
         <w:t>Model Performance</w:t>
       </w:r>
     </w:p>
@@ -465,15 +794,15 @@
     <w:tbl>
       <w:tblPr>
         <w:tblStyle w:val="TableGrid"/>
-        <w:tblW w:w="0pt" w:type="auto"/>
+        <w:tblW w:w="0pt" w:type="dxa"/>
         <w:tblLook w:firstRow="1" w:lastRow="0" w:firstColumn="1" w:lastColumn="0" w:noHBand="0" w:noVBand="1"/>
       </w:tblPr>
       <w:tblGrid>
+        <w:gridCol w:w="965"/>
+        <w:gridCol w:w="983"/>
         <w:gridCol w:w="968"/>
-        <w:gridCol w:w="983"/>
-        <w:gridCol w:w="967"/>
         <w:gridCol w:w="971"/>
-        <w:gridCol w:w="967"/>
+        <w:gridCol w:w="969"/>
       </w:tblGrid>
       <w:tr>
         <w:tc>
@@ -552,25 +881,86 @@
           <w:tcPr>
             <w:tcW w:w="48.55pt" w:type="dxa"/>
           </w:tcPr>
-          <w:p/>
+          <w:p>
+            <w:r>
+              <w:t>9</w:t>
+            </w:r>
+            <w:r>
+              <w:t>3.01</w:t>
+            </w:r>
+            <w:r>
+              <w:t>%</w:t>
+            </w:r>
+          </w:p>
         </w:tc>
         <w:tc>
           <w:tcPr>
             <w:tcW w:w="48.55pt" w:type="dxa"/>
           </w:tcPr>
-          <w:p/>
+          <w:p>
+            <w:r>
+              <w:t>9</w:t>
+            </w:r>
+            <w:r>
+              <w:t>3</w:t>
+            </w:r>
+            <w:r>
+              <w:t>.</w:t>
+            </w:r>
+            <w:r>
+              <w:t>01</w:t>
+            </w:r>
+            <w:r>
+              <w:t>%</w:t>
+            </w:r>
+          </w:p>
         </w:tc>
         <w:tc>
           <w:tcPr>
             <w:tcW w:w="48.55pt" w:type="dxa"/>
           </w:tcPr>
-          <w:p/>
+          <w:p>
+            <w:r>
+              <w:t>9</w:t>
+            </w:r>
+            <w:r>
+              <w:t>3</w:t>
+            </w:r>
+            <w:r>
+              <w:t>.</w:t>
+            </w:r>
+            <w:r>
+              <w:t>37</w:t>
+            </w:r>
+            <w:r>
+              <w:t>%</w:t>
+            </w:r>
+          </w:p>
         </w:tc>
         <w:tc>
           <w:tcPr>
             <w:tcW w:w="48.60pt" w:type="dxa"/>
           </w:tcPr>
-          <w:p/>
+          <w:p>
+            <w:r>
+              <w:t>9</w:t>
+            </w:r>
+            <w:r>
+              <w:t>2</w:t>
+            </w:r>
+            <w:r>
+              <w:t>.</w:t>
+            </w:r>
+            <w:r>
+              <w:t>9</w:t>
+            </w:r>
+            <w:r>
+              <w:t>6</w:t>
+            </w:r>
+            <w:r>
+              <w:t>%</w:t>
+            </w:r>
+          </w:p>
         </w:tc>
       </w:tr>
       <w:tr>
@@ -588,25 +978,65 @@
           <w:tcPr>
             <w:tcW w:w="48.55pt" w:type="dxa"/>
           </w:tcPr>
-          <w:p/>
+          <w:p>
+            <w:r>
+              <w:t>97.</w:t>
+            </w:r>
+            <w:r>
+              <w:t>19</w:t>
+            </w:r>
+            <w:r>
+              <w:t>%</w:t>
+            </w:r>
+          </w:p>
         </w:tc>
         <w:tc>
           <w:tcPr>
             <w:tcW w:w="48.55pt" w:type="dxa"/>
           </w:tcPr>
-          <w:p/>
+          <w:p>
+            <w:r>
+              <w:t>97.</w:t>
+            </w:r>
+            <w:r>
+              <w:t>19</w:t>
+            </w:r>
+            <w:r>
+              <w:t>%</w:t>
+            </w:r>
+          </w:p>
         </w:tc>
         <w:tc>
           <w:tcPr>
             <w:tcW w:w="48.55pt" w:type="dxa"/>
           </w:tcPr>
-          <w:p/>
+          <w:p>
+            <w:r>
+              <w:t>97.</w:t>
+            </w:r>
+            <w:r>
+              <w:t>23</w:t>
+            </w:r>
+            <w:r>
+              <w:t>%</w:t>
+            </w:r>
+          </w:p>
         </w:tc>
         <w:tc>
           <w:tcPr>
             <w:tcW w:w="48.60pt" w:type="dxa"/>
           </w:tcPr>
-          <w:p/>
+          <w:p>
+            <w:r>
+              <w:t>97.</w:t>
+            </w:r>
+            <w:r>
+              <w:t>18</w:t>
+            </w:r>
+            <w:r>
+              <w:t>%</w:t>
+            </w:r>
+          </w:p>
         </w:tc>
       </w:tr>
     </w:tbl>
@@ -627,18 +1057,12 @@
         <w:fldChar w:fldCharType="separate"/>
       </w:r>
       <w:r>
-        <w:rPr>
-          <w:noProof/>
-        </w:rPr>
         <w:t>1</w:t>
       </w:r>
       <w:r>
         <w:fldChar w:fldCharType="end"/>
       </w:r>
       <w:r>
-        <w:rPr>
-          <w:noProof/>
-        </w:rPr>
         <w:t xml:space="preserve"> Model Performance</w:t>
       </w:r>
     </w:p>
@@ -651,8 +1075,14 @@
     <w:p>
       <w:pPr>
         <w:pStyle w:val="Heading1"/>
-      </w:pPr>
-      <w:r>
+        <w:rPr>
+          <w:noProof w:val="0"/>
+        </w:rPr>
+      </w:pPr>
+      <w:r>
+        <w:rPr>
+          <w:noProof w:val="0"/>
+        </w:rPr>
         <w:t>Conclusion</w:t>
       </w:r>
     </w:p>
@@ -661,8 +1091,14 @@
       <w:pPr>
         <w:pStyle w:val="BodyText"/>
         <w:ind w:start="36pt" w:firstLine="0pt"/>
-      </w:pPr>
-      <w:r>
+        <w:rPr>
+          <w:lang w:val="en-NZ"/>
+        </w:rPr>
+      </w:pPr>
+      <w:r>
+        <w:rPr>
+          <w:lang w:val="en-NZ"/>
+        </w:rPr>
         <w:t>Summary of Findings: Summarize the key takeaways from the report and the comparative analysis.</w:t>
       </w:r>
     </w:p>
@@ -670,8 +1106,14 @@
       <w:pPr>
         <w:pStyle w:val="BodyText"/>
         <w:ind w:start="36pt"/>
-      </w:pPr>
-      <w:r>
+        <w:rPr>
+          <w:lang w:val="en-NZ"/>
+        </w:rPr>
+      </w:pPr>
+      <w:r>
+        <w:rPr>
+          <w:lang w:val="en-NZ"/>
+        </w:rPr>
         <w:t>Future Work: Suggest possible improvements to the models, potential datasets for future research, or ways to enhance the application.</w:t>
       </w:r>
     </w:p>
@@ -679,8 +1121,14 @@
       <w:pPr>
         <w:pStyle w:val="BodyText"/>
         <w:ind w:start="36pt" w:firstLine="0pt"/>
-      </w:pPr>
-      <w:r>
+        <w:rPr>
+          <w:lang w:val="en-NZ"/>
+        </w:rPr>
+      </w:pPr>
+      <w:r>
+        <w:rPr>
+          <w:lang w:val="en-NZ"/>
+        </w:rPr>
         <w:t>Real-World Impact: Reiterate the importance of the project in real-world applications, particularly in areas like autonomous driving.</w:t>
       </w:r>
     </w:p>
@@ -688,14 +1136,50 @@
       <w:pPr>
         <w:pStyle w:val="BodyText"/>
         <w:ind w:firstLine="0pt"/>
+        <w:rPr>
+          <w:lang w:val="en-NZ"/>
+        </w:rPr>
       </w:pPr>
     </w:p>
     <w:p>
       <w:pPr>
         <w:pStyle w:val="Heading5"/>
-      </w:pPr>
-      <w:r>
-        <w:t>References</w:t>
+        <w:rPr>
+          <w:noProof w:val="0"/>
+        </w:rPr>
+      </w:pPr>
+      <w:r>
+        <w:rPr>
+          <w:noProof w:val="0"/>
+        </w:rPr>
+        <w:t>Acknowledgments</w:t>
+      </w:r>
+    </w:p>
+    <w:p>
+      <w:r>
+        <w:t>Thank you to [</w:t>
+      </w:r>
+      <w:proofErr w:type="gramStart"/>
+      <w:r>
+        <w:t>insert ]</w:t>
+      </w:r>
+      <w:proofErr w:type="gramEnd"/>
+      <w:r>
+        <w:t>,</w:t>
+      </w:r>
+      <w:r>
+        <w:t xml:space="preserve"> [</w:t>
+      </w:r>
+      <w:proofErr w:type="spellStart"/>
+      <w:r>
+        <w:t>intert</w:t>
+      </w:r>
+      <w:proofErr w:type="spellEnd"/>
+      <w:r>
+        <w:t xml:space="preserve">] </w:t>
+      </w:r>
+      <w:r>
+        <w:t>and the teaching assistants for teaching and providing assistance throughout the course.</w:t>
       </w:r>
     </w:p>
     <w:p/>
@@ -703,18 +1187,32 @@
       <w:pPr>
         <w:pStyle w:val="references"/>
         <w:ind w:start="17.70pt" w:hanging="17.70pt"/>
-      </w:pPr>
-      <w:r>
+        <w:rPr>
+          <w:noProof w:val="0"/>
+          <w:lang w:val="en-NZ"/>
+        </w:rPr>
+      </w:pPr>
+      <w:r>
+        <w:rPr>
+          <w:noProof w:val="0"/>
+          <w:lang w:val="en-NZ"/>
+        </w:rPr>
         <w:t xml:space="preserve">Q. Yuan and I-M. Chen, "Localization and velocity tracking of human via 3 IMU sensors," </w:t>
       </w:r>
       <w:r>
         <w:rPr>
           <w:i/>
           <w:iCs/>
+          <w:noProof w:val="0"/>
+          <w:lang w:val="en-NZ"/>
         </w:rPr>
         <w:t>Sensors and Actuators A: Physical</w:t>
       </w:r>
       <w:r>
+        <w:rPr>
+          <w:noProof w:val="0"/>
+          <w:lang w:val="en-NZ"/>
+        </w:rPr>
         <w:t>, vol. 212, pp. 25-33, 2014.</w:t>
       </w:r>
     </w:p>
@@ -722,60 +1220,66 @@
       <w:pPr>
         <w:pStyle w:val="references"/>
         <w:ind w:start="17.70pt" w:hanging="17.70pt"/>
-      </w:pPr>
-      <w:r>
-        <w:t xml:space="preserve">M. Khedr and N. El-Sheimy, "A smartphone step counter using IMU and magnetometer for navigation and health monitoring applications," </w:t>
+        <w:rPr>
+          <w:noProof w:val="0"/>
+          <w:lang w:val="en-NZ"/>
+        </w:rPr>
+      </w:pPr>
+      <w:r>
+        <w:rPr>
+          <w:noProof w:val="0"/>
+          <w:lang w:val="en-NZ"/>
+        </w:rPr>
+        <w:t xml:space="preserve">R. Zhang, H. Yang, F. Höflinger, and L. M. Reindl, "Adaptive zero velocity update based on velocity classification for pedestrian tracking," </w:t>
       </w:r>
       <w:r>
         <w:rPr>
           <w:i/>
           <w:iCs/>
-        </w:rPr>
-        <w:t>Sensors</w:t>
-      </w:r>
-      <w:r>
-        <w:t>, vol. 17, no. 11, p. 2573, 2017.</w:t>
+          <w:noProof w:val="0"/>
+          <w:lang w:val="en-NZ"/>
+        </w:rPr>
+        <w:t>IEEE Sensors J.</w:t>
+      </w:r>
+      <w:r>
+        <w:rPr>
+          <w:noProof w:val="0"/>
+          <w:lang w:val="en-NZ"/>
+        </w:rPr>
+        <w:t>, vol. 17, no. 7, pp. 2137-2145, 2017.</w:t>
       </w:r>
     </w:p>
     <w:p>
       <w:pPr>
         <w:pStyle w:val="references"/>
         <w:ind w:start="17.70pt" w:hanging="17.70pt"/>
-      </w:pPr>
-      <w:r>
-        <w:t xml:space="preserve">R. Zhang, H. Yang, F. Höflinger, and L. M. Reindl, "Adaptive zero velocity update based on velocity classification for pedestrian tracking," </w:t>
+        <w:rPr>
+          <w:noProof w:val="0"/>
+          <w:lang w:val="en-NZ"/>
+        </w:rPr>
+      </w:pPr>
+      <w:r>
+        <w:rPr>
+          <w:noProof w:val="0"/>
+          <w:lang w:val="en-NZ"/>
+        </w:rPr>
+        <w:t xml:space="preserve">A. Poulose and D. S. Han, "Hybrid indoor localization using IMU sensors and smartphone camera," </w:t>
       </w:r>
       <w:r>
         <w:rPr>
           <w:i/>
           <w:iCs/>
-        </w:rPr>
-        <w:t>IEEE Sensors J.</w:t>
-      </w:r>
-      <w:r>
-        <w:t>, vol. 17, no. 7, pp. 2137-2145, 2017.</w:t>
-      </w:r>
-    </w:p>
-    <w:p>
-      <w:pPr>
-        <w:pStyle w:val="references"/>
-        <w:ind w:start="17.70pt" w:hanging="17.70pt"/>
-      </w:pPr>
-      <w:r>
-        <w:t xml:space="preserve">A. Poulose and D. S. Han, "Hybrid indoor localization using IMU sensors and smartphone camera," </w:t>
-      </w:r>
-      <w:r>
-        <w:rPr>
-          <w:i/>
-          <w:iCs/>
+          <w:noProof w:val="0"/>
+          <w:lang w:val="en-NZ"/>
         </w:rPr>
         <w:t>Sensors</w:t>
       </w:r>
       <w:r>
-        <w:t>, vol. 19, no. 23, p. 5084, 2019</w:t>
-      </w:r>
-      <w:r>
-        <w:t xml:space="preserve">. </w:t>
+        <w:rPr>
+          <w:noProof w:val="0"/>
+          <w:lang w:val="en-NZ"/>
+        </w:rPr>
+        <w:t xml:space="preserve">, vol. 19, no. 23, p. 5084, 2019. </w:t>
       </w:r>
     </w:p>
     <w:p/>
@@ -787,6 +1291,10 @@
           <w:numId w:val="0"/>
         </w:numPr>
         <w:ind w:start="18pt" w:hanging="18pt"/>
+        <w:rPr>
+          <w:noProof w:val="0"/>
+          <w:lang w:val="en-NZ"/>
+        </w:rPr>
       </w:pPr>
     </w:p>
     <w:p>
@@ -807,7 +1315,7 @@
           <w:spacing w:val="-1"/>
           <w:sz w:val="20"/>
           <w:szCs w:val="20"/>
-          <w:lang w:val="x-none" w:eastAsia="x-none"/>
+          <w:lang w:val="en-NZ" w:eastAsia="x-none"/>
         </w:rPr>
         <w:sectPr>
           <w:type w:val="continuous"/>
@@ -3827,6 +4335,9 @@
     <w:pPr>
       <w:jc w:val="center"/>
     </w:pPr>
+    <w:rPr>
+      <w:lang w:val="en-NZ"/>
+    </w:rPr>
   </w:style>
   <w:style w:type="paragraph" w:styleId="Heading1">
     <w:name w:val="heading 1"/>
@@ -3948,6 +4459,7 @@
   <w:style w:type="character" w:default="1" w:styleId="DefaultParagraphFont">
     <w:name w:val="Default Paragraph Font"/>
     <w:uiPriority w:val="1"/>
+    <w:semiHidden/>
     <w:unhideWhenUsed/>
   </w:style>
   <w:style w:type="table" w:default="1" w:styleId="TableNormal">

--- a/report1_dho524.docx
+++ b/report1_dho524.docx
@@ -1157,26 +1157,22 @@
     </w:p>
     <w:p>
       <w:r>
-        <w:t>Thank you to [</w:t>
-      </w:r>
-      <w:proofErr w:type="gramStart"/>
-      <w:r>
-        <w:t>insert ]</w:t>
-      </w:r>
-      <w:proofErr w:type="gramEnd"/>
+        <w:t xml:space="preserve">Thank you to </w:t>
+      </w:r>
+      <w:r>
+        <w:t>Kevin I-Kai Wang</w:t>
+      </w:r>
       <w:r>
         <w:t>,</w:t>
       </w:r>
       <w:r>
-        <w:t xml:space="preserve"> [</w:t>
-      </w:r>
-      <w:proofErr w:type="spellStart"/>
-      <w:r>
-        <w:t>intert</w:t>
-      </w:r>
-      <w:proofErr w:type="spellEnd"/>
-      <w:r>
-        <w:t xml:space="preserve">] </w:t>
+        <w:t xml:space="preserve"> </w:t>
+      </w:r>
+      <w:r>
+        <w:t>Waleed Abdulla</w:t>
+      </w:r>
+      <w:r>
+        <w:t xml:space="preserve"> </w:t>
       </w:r>
       <w:r>
         <w:t>and the teaching assistants for teaching and providing assistance throughout the course.</w:t>
@@ -1218,71 +1214,9 @@
     </w:p>
     <w:p>
       <w:pPr>
-        <w:pStyle w:val="references"/>
-        <w:ind w:start="17.70pt" w:hanging="17.70pt"/>
-        <w:rPr>
-          <w:noProof w:val="0"/>
-          <w:lang w:val="en-NZ"/>
-        </w:rPr>
-      </w:pPr>
-      <w:r>
-        <w:rPr>
-          <w:noProof w:val="0"/>
-          <w:lang w:val="en-NZ"/>
-        </w:rPr>
-        <w:t xml:space="preserve">R. Zhang, H. Yang, F. Höflinger, and L. M. Reindl, "Adaptive zero velocity update based on velocity classification for pedestrian tracking," </w:t>
-      </w:r>
-      <w:r>
-        <w:rPr>
-          <w:i/>
-          <w:iCs/>
-          <w:noProof w:val="0"/>
-          <w:lang w:val="en-NZ"/>
-        </w:rPr>
-        <w:t>IEEE Sensors J.</w:t>
-      </w:r>
-      <w:r>
-        <w:rPr>
-          <w:noProof w:val="0"/>
-          <w:lang w:val="en-NZ"/>
-        </w:rPr>
-        <w:t>, vol. 17, no. 7, pp. 2137-2145, 2017.</w:t>
-      </w:r>
-    </w:p>
-    <w:p>
-      <w:pPr>
-        <w:pStyle w:val="references"/>
-        <w:ind w:start="17.70pt" w:hanging="17.70pt"/>
-        <w:rPr>
-          <w:noProof w:val="0"/>
-          <w:lang w:val="en-NZ"/>
-        </w:rPr>
-      </w:pPr>
-      <w:r>
-        <w:rPr>
-          <w:noProof w:val="0"/>
-          <w:lang w:val="en-NZ"/>
-        </w:rPr>
-        <w:t xml:space="preserve">A. Poulose and D. S. Han, "Hybrid indoor localization using IMU sensors and smartphone camera," </w:t>
-      </w:r>
-      <w:r>
-        <w:rPr>
-          <w:i/>
-          <w:iCs/>
-          <w:noProof w:val="0"/>
-          <w:lang w:val="en-NZ"/>
-        </w:rPr>
-        <w:t>Sensors</w:t>
-      </w:r>
-      <w:r>
-        <w:rPr>
-          <w:noProof w:val="0"/>
-          <w:lang w:val="en-NZ"/>
-        </w:rPr>
-        <w:t xml:space="preserve">, vol. 19, no. 23, p. 5084, 2019. </w:t>
-      </w:r>
-    </w:p>
-    <w:p/>
+        <w:jc w:val="both"/>
+      </w:pPr>
+    </w:p>
     <w:p>
       <w:pPr>
         <w:pStyle w:val="references"/>
@@ -4459,7 +4393,6 @@
   <w:style w:type="character" w:default="1" w:styleId="DefaultParagraphFont">
     <w:name w:val="Default Paragraph Font"/>
     <w:uiPriority w:val="1"/>
-    <w:semiHidden/>
     <w:unhideWhenUsed/>
   </w:style>
   <w:style w:type="table" w:default="1" w:styleId="TableNormal">

--- a/report1_dho524.docx
+++ b/report1_dho524.docx
@@ -331,12 +331,24 @@
         <w:rPr>
           <w:lang w:val="en-NZ"/>
         </w:rPr>
-        <w:t>The public traffic sign dataset given to us to use for this project contains 73,139 images which are split across 43 different categories, with a csv file that contains the metadata of the traffic sign labels.</w:t>
+        <w:t xml:space="preserve">The public traffic sign dataset given to us to use for this project contains 73,139 images which are split across 43 </w:t>
       </w:r>
       <w:r>
         <w:rPr>
           <w:lang w:val="en-NZ"/>
         </w:rPr>
+        <w:t>distinct categories</w:t>
+      </w:r>
+      <w:r>
+        <w:rPr>
+          <w:lang w:val="en-NZ"/>
+        </w:rPr>
+        <w:t>, with a csv file that contains the metadata of the traffic sign labels.</w:t>
+      </w:r>
+      <w:r>
+        <w:rPr>
+          <w:lang w:val="en-NZ"/>
+        </w:rPr>
         <w:t xml:space="preserve"> There are 450 images for the categories that contain the lowest number of images whereas the category with the largest contain 4920 images. All images are 32 by 32 resolution in full rgb colour.</w:t>
       </w:r>
       <w:r>
@@ -355,7 +367,19 @@
         <w:rPr>
           <w:lang w:val="en-NZ"/>
         </w:rPr>
-        <w:t>, the images vary in lighting and contrast. This is from the images being taken during different times of the day and different weather conditions. Therefore, some images will be overblown with lighting whereas some other images will be extremely dark, making the sign barley perceptible. Having all this data is good for the model as it ensures that the model will be able to classify the traffic sign under a variety of conditions.</w:t>
+        <w:t xml:space="preserve">, the images vary in lighting and contrast. This is from the images being taken during </w:t>
+      </w:r>
+      <w:r>
+        <w:rPr>
+          <w:lang w:val="en-NZ"/>
+        </w:rPr>
+        <w:t>various times</w:t>
+      </w:r>
+      <w:r>
+        <w:rPr>
+          <w:lang w:val="en-NZ"/>
+        </w:rPr>
+        <w:t xml:space="preserve"> of the day and different weather conditions. Therefore, some images will be overblown with lighting whereas some other images will be extremely dark, making the sign barley perceptible. Having all this data is good for the model as it ensures that the model will be able to classify the traffic sign under a variety of conditions.</w:t>
       </w:r>
     </w:p>
     <w:p>
@@ -1114,7 +1138,19 @@
         <w:rPr>
           <w:lang w:val="en-NZ"/>
         </w:rPr>
-        <w:t>Future Work: Suggest possible improvements to the models, potential datasets for future research, or ways to enhance the application.</w:t>
+        <w:t xml:space="preserve">Future Work: Suggest </w:t>
+      </w:r>
+      <w:r>
+        <w:rPr>
+          <w:lang w:val="en-NZ"/>
+        </w:rPr>
+        <w:t>improvements</w:t>
+      </w:r>
+      <w:r>
+        <w:rPr>
+          <w:lang w:val="en-NZ"/>
+        </w:rPr>
+        <w:t xml:space="preserve"> to the models, potential datasets for future research, or ways to enhance the application.</w:t>
       </w:r>
     </w:p>
     <w:p>

--- a/report1_dho524.docx
+++ b/report1_dho524.docx
@@ -800,6 +800,7 @@
         <w:t>Evaluation of Metrics</w:t>
       </w:r>
     </w:p>
+    <w:p/>
     <w:p>
       <w:pPr>
         <w:pStyle w:val="Heading2"/>
@@ -807,11 +808,42 @@
           <w:noProof w:val="0"/>
         </w:rPr>
       </w:pPr>
+      <w:bookmarkStart w:id="1" w:name="_Ref177648846"/>
       <w:r>
         <w:rPr>
           <w:noProof w:val="0"/>
         </w:rPr>
         <w:t>Model Performance</w:t>
+      </w:r>
+      <w:bookmarkEnd w:id="1"/>
+    </w:p>
+    <w:p>
+      <w:pPr>
+        <w:jc w:val="both"/>
+      </w:pPr>
+      <w:r>
+        <w:t xml:space="preserve">After creating the model and testing it, the metrics seen in </w:t>
+      </w:r>
+      <w:r>
+        <w:fldChar w:fldCharType="begin"/>
+      </w:r>
+      <w:r>
+        <w:instrText xml:space="preserve"> REF _Ref177648857 \h </w:instrText>
+      </w:r>
+      <w:r>
+        <w:fldChar w:fldCharType="separate"/>
+      </w:r>
+      <w:r>
+        <w:t>Table 1 Model Performance</w:t>
+      </w:r>
+      <w:r>
+        <w:fldChar w:fldCharType="end"/>
+      </w:r>
+      <w:r>
+        <w:t xml:space="preserve"> are the results of the testing.</w:t>
+      </w:r>
+      <w:r>
+        <w:t xml:space="preserve"> The table shows the accuracy, recall, precision and F1 score of the testing.</w:t>
       </w:r>
     </w:p>
     <w:p/>
@@ -1068,6 +1100,7 @@
       <w:pPr>
         <w:pStyle w:val="Caption"/>
       </w:pPr>
+      <w:bookmarkStart w:id="2" w:name="_Ref177648857"/>
       <w:r>
         <w:t xml:space="preserve">Table </w:t>
       </w:r>
@@ -1089,28 +1122,42 @@
       <w:r>
         <w:t xml:space="preserve"> Model Performance</w:t>
       </w:r>
-    </w:p>
-    <w:p>
-      <w:pPr>
-        <w:ind w:start="35.70pt"/>
+      <w:bookmarkEnd w:id="2"/>
+    </w:p>
+    <w:p>
+      <w:pPr>
         <w:jc w:val="both"/>
       </w:pPr>
     </w:p>
     <w:p>
       <w:pPr>
+        <w:jc w:val="both"/>
+      </w:pPr>
+      <w:r>
+        <w:t>As seen in the table, both models received a</w:t>
+      </w:r>
+      <w:r>
+        <w:t>n accuracy of over 90%</w:t>
+      </w:r>
+      <w:r>
+        <w:t>, the SVM model performs</w:t>
+      </w:r>
+      <w:r>
+        <w:t xml:space="preserve"> 4% better than the MLP model at around 97% and the MLP performing at around 93%.</w:t>
+      </w:r>
+      <w:r>
+        <w:t xml:space="preserve"> </w:t>
+      </w:r>
+    </w:p>
+    <w:p/>
+    <w:p>
+      <w:pPr>
         <w:pStyle w:val="Heading1"/>
-        <w:rPr>
-          <w:noProof w:val="0"/>
-        </w:rPr>
-      </w:pPr>
-      <w:r>
-        <w:rPr>
-          <w:noProof w:val="0"/>
-        </w:rPr>
+      </w:pPr>
+      <w:r>
         <w:t>Conclusion</w:t>
       </w:r>
     </w:p>
-    <w:p/>
     <w:p>
       <w:pPr>
         <w:pStyle w:val="BodyText"/>
@@ -1192,6 +1239,9 @@
       </w:r>
     </w:p>
     <w:p>
+      <w:pPr>
+        <w:jc w:val="both"/>
+      </w:pPr>
       <w:r>
         <w:t xml:space="preserve">Thank you to </w:t>
       </w:r>
@@ -1202,10 +1252,7 @@
         <w:t>,</w:t>
       </w:r>
       <w:r>
-        <w:t xml:space="preserve"> </w:t>
-      </w:r>
-      <w:r>
-        <w:t>Waleed Abdulla</w:t>
+        <w:t xml:space="preserve"> Waleed Abdulla</w:t>
       </w:r>
       <w:r>
         <w:t xml:space="preserve"> </w:t>
@@ -4429,6 +4476,7 @@
   <w:style w:type="character" w:default="1" w:styleId="DefaultParagraphFont">
     <w:name w:val="Default Paragraph Font"/>
     <w:uiPriority w:val="1"/>
+    <w:semiHidden/>
     <w:unhideWhenUsed/>
   </w:style>
   <w:style w:type="table" w:default="1" w:styleId="TableNormal">

--- a/report1_dho524.docx
+++ b/report1_dho524.docx
@@ -834,7 +834,16 @@
         <w:fldChar w:fldCharType="separate"/>
       </w:r>
       <w:r>
-        <w:t>Table 1 Model Performance</w:t>
+        <w:t xml:space="preserve">Table </w:t>
+      </w:r>
+      <w:r>
+        <w:rPr>
+          <w:noProof/>
+        </w:rPr>
+        <w:t>1</w:t>
+      </w:r>
+      <w:r>
+        <w:t xml:space="preserve"> Model Performance</w:t>
       </w:r>
       <w:r>
         <w:fldChar w:fldCharType="end"/>
@@ -1114,6 +1123,9 @@
         <w:fldChar w:fldCharType="separate"/>
       </w:r>
       <w:r>
+        <w:rPr>
+          <w:noProof/>
+        </w:rPr>
         <w:t>1</w:t>
       </w:r>
       <w:r>
@@ -1143,13 +1155,152 @@
         <w:t>, the SVM model performs</w:t>
       </w:r>
       <w:r>
-        <w:t xml:space="preserve"> 4% better than the MLP model at around 97% and the MLP performing at around 93%.</w:t>
-      </w:r>
-      <w:r>
         <w:t xml:space="preserve"> </w:t>
       </w:r>
-    </w:p>
-    <w:p/>
+      <w:r>
+        <w:t xml:space="preserve">around </w:t>
+      </w:r>
+      <w:r>
+        <w:t>4% better than the MLP model at around 97% and the MLP performing at around 93%.</w:t>
+      </w:r>
+      <w:r>
+        <w:t xml:space="preserve"> </w:t>
+      </w:r>
+      <w:r>
+        <w:t xml:space="preserve"> Further analysis will be in the points below.</w:t>
+      </w:r>
+    </w:p>
+    <w:p>
+      <w:pPr>
+        <w:jc w:val="both"/>
+      </w:pPr>
+    </w:p>
+    <w:p>
+      <w:pPr>
+        <w:pStyle w:val="ListParagraph"/>
+        <w:numPr>
+          <w:ilvl w:val="0"/>
+          <w:numId w:val="34"/>
+        </w:numPr>
+        <w:jc w:val="both"/>
+      </w:pPr>
+      <w:r>
+        <w:t xml:space="preserve">A high accuracy for both the models suggests that the model correctly classifies most of the images to the correct category. But may not tell the full story </w:t>
+      </w:r>
+      <w:r>
+        <w:t xml:space="preserve">if there </w:t>
+      </w:r>
+      <w:r>
+        <w:t>are</w:t>
+      </w:r>
+      <w:r>
+        <w:t xml:space="preserve"> </w:t>
+      </w:r>
+      <w:r>
+        <w:t>class imbalances.</w:t>
+      </w:r>
+    </w:p>
+    <w:p>
+      <w:pPr>
+        <w:pStyle w:val="ListParagraph"/>
+        <w:ind w:start="61.20pt"/>
+        <w:jc w:val="both"/>
+      </w:pPr>
+    </w:p>
+    <w:p>
+      <w:pPr>
+        <w:pStyle w:val="ListParagraph"/>
+        <w:numPr>
+          <w:ilvl w:val="0"/>
+          <w:numId w:val="34"/>
+        </w:numPr>
+        <w:jc w:val="both"/>
+      </w:pPr>
+      <w:r>
+        <w:t xml:space="preserve">A high precision value for both the models indicates that the model predicts the correct category for </w:t>
+      </w:r>
+      <w:r>
+        <w:t xml:space="preserve">each </w:t>
+      </w:r>
+      <w:r>
+        <w:t>image therefore minimising on false positives.</w:t>
+      </w:r>
+      <w:r>
+        <w:t xml:space="preserve"> This means that when the model is predicting a specific category, it is likely to be correct.</w:t>
+      </w:r>
+      <w:r>
+        <w:t xml:space="preserve"> </w:t>
+      </w:r>
+    </w:p>
+    <w:p>
+      <w:pPr>
+        <w:pStyle w:val="ListParagraph"/>
+      </w:pPr>
+    </w:p>
+    <w:p>
+      <w:pPr>
+        <w:pStyle w:val="ListParagraph"/>
+        <w:numPr>
+          <w:ilvl w:val="0"/>
+          <w:numId w:val="34"/>
+        </w:numPr>
+        <w:jc w:val="both"/>
+      </w:pPr>
+      <w:r>
+        <w:t>A high recall value for both the models indicates that</w:t>
+      </w:r>
+      <w:r>
+        <w:t xml:space="preserve"> the model is correctly identifying the correct images that belong in the specific category meaning that it is capturing most of the actual positive instances. </w:t>
+      </w:r>
+    </w:p>
+    <w:p>
+      <w:pPr>
+        <w:pStyle w:val="ListParagraph"/>
+      </w:pPr>
+    </w:p>
+    <w:p>
+      <w:pPr>
+        <w:pStyle w:val="ListParagraph"/>
+        <w:numPr>
+          <w:ilvl w:val="0"/>
+          <w:numId w:val="34"/>
+        </w:numPr>
+        <w:jc w:val="both"/>
+      </w:pPr>
+      <w:r>
+        <w:t xml:space="preserve">A high F1-score value for both models indicate that it is detecting true positives and avoiding false positives as it is </w:t>
+      </w:r>
+      <w:r>
+        <w:t>considering</w:t>
+      </w:r>
+      <w:r>
+        <w:t xml:space="preserve"> both recall and precision. This value is important </w:t>
+      </w:r>
+      <w:r>
+        <w:t>as both misidentifying signs and missing signs are both costly especially in real world application such as autonomous driving.</w:t>
+      </w:r>
+    </w:p>
+    <w:p>
+      <w:pPr>
+        <w:pStyle w:val="ListParagraph"/>
+        <w:ind w:start="43.20pt"/>
+      </w:pPr>
+    </w:p>
+    <w:p>
+      <w:pPr>
+        <w:ind w:start="7.20pt"/>
+        <w:jc w:val="both"/>
+      </w:pPr>
+      <w:r>
+        <w:t>Though there is a high accuracy for both models, within the classification report the values do vary for each category, For the MLP model the precision value does stay above 80% for all the categories but some categories in recall hover in the lower 70% indicating it is not detecting true positives as often as the other categories.  The SVM model only has one category with a recall in the lower 70% with the rest of the categories being higher than 80% on all metrics.</w:t>
+      </w:r>
+    </w:p>
+    <w:p>
+      <w:pPr>
+        <w:ind w:start="7.20pt"/>
+        <w:jc w:val="both"/>
+      </w:pPr>
+    </w:p>
     <w:p>
       <w:pPr>
         <w:pStyle w:val="Heading1"/>
@@ -1161,7 +1312,7 @@
     <w:p>
       <w:pPr>
         <w:pStyle w:val="BodyText"/>
-        <w:ind w:start="36pt" w:firstLine="0pt"/>
+        <w:ind w:start="14.40pt" w:firstLine="0pt"/>
         <w:rPr>
           <w:lang w:val="en-NZ"/>
         </w:rPr>
@@ -1170,49 +1321,7 @@
         <w:rPr>
           <w:lang w:val="en-NZ"/>
         </w:rPr>
-        <w:t>Summary of Findings: Summarize the key takeaways from the report and the comparative analysis.</w:t>
-      </w:r>
-    </w:p>
-    <w:p>
-      <w:pPr>
-        <w:pStyle w:val="BodyText"/>
-        <w:ind w:start="36pt"/>
-        <w:rPr>
-          <w:lang w:val="en-NZ"/>
-        </w:rPr>
-      </w:pPr>
-      <w:r>
-        <w:rPr>
-          <w:lang w:val="en-NZ"/>
-        </w:rPr>
-        <w:t xml:space="preserve">Future Work: Suggest </w:t>
-      </w:r>
-      <w:r>
-        <w:rPr>
-          <w:lang w:val="en-NZ"/>
-        </w:rPr>
-        <w:t>improvements</w:t>
-      </w:r>
-      <w:r>
-        <w:rPr>
-          <w:lang w:val="en-NZ"/>
-        </w:rPr>
-        <w:t xml:space="preserve"> to the models, potential datasets for future research, or ways to enhance the application.</w:t>
-      </w:r>
-    </w:p>
-    <w:p>
-      <w:pPr>
-        <w:pStyle w:val="BodyText"/>
-        <w:ind w:start="36pt" w:firstLine="0pt"/>
-        <w:rPr>
-          <w:lang w:val="en-NZ"/>
-        </w:rPr>
-      </w:pPr>
-      <w:r>
-        <w:rPr>
-          <w:lang w:val="en-NZ"/>
-        </w:rPr>
-        <w:t>Real-World Impact: Reiterate the importance of the project in real-world applications, particularly in areas like autonomous driving.</w:t>
+        <w:t xml:space="preserve">After evaluating both the MLP and SVM performance, the SVM model performed better across the board compared to the MLP model which indicates that it is better overall. This means that the SVM model is more suitable in real world tasks like autonomous driving systems. </w:t>
       </w:r>
     </w:p>
     <w:p>
@@ -1262,39 +1371,6 @@
       </w:r>
     </w:p>
     <w:p/>
-    <w:p>
-      <w:pPr>
-        <w:pStyle w:val="references"/>
-        <w:ind w:start="17.70pt" w:hanging="17.70pt"/>
-        <w:rPr>
-          <w:noProof w:val="0"/>
-          <w:lang w:val="en-NZ"/>
-        </w:rPr>
-      </w:pPr>
-      <w:r>
-        <w:rPr>
-          <w:noProof w:val="0"/>
-          <w:lang w:val="en-NZ"/>
-        </w:rPr>
-        <w:t xml:space="preserve">Q. Yuan and I-M. Chen, "Localization and velocity tracking of human via 3 IMU sensors," </w:t>
-      </w:r>
-      <w:r>
-        <w:rPr>
-          <w:i/>
-          <w:iCs/>
-          <w:noProof w:val="0"/>
-          <w:lang w:val="en-NZ"/>
-        </w:rPr>
-        <w:t>Sensors and Actuators A: Physical</w:t>
-      </w:r>
-      <w:r>
-        <w:rPr>
-          <w:noProof w:val="0"/>
-          <w:lang w:val="en-NZ"/>
-        </w:rPr>
-        <w:t>, vol. 212, pp. 25-33, 2014.</w:t>
-      </w:r>
-    </w:p>
     <w:p>
       <w:pPr>
         <w:jc w:val="both"/>
@@ -3602,7 +3678,7 @@
   <w:abstractNum w:abstractNumId="28" w15:restartNumberingAfterBreak="0">
     <w:nsid w:val="72CB227E"/>
     <w:multiLevelType w:val="hybridMultilevel"/>
-    <w:tmpl w:val="0B50638A"/>
+    <w:tmpl w:val="FC40A870"/>
     <w:lvl w:ilvl="0" w:tplc="04090001">
       <w:start w:val="1"/>
       <w:numFmt w:val="bullet"/>
